--- a/generated_documents/제품설명회_결과보고서_20241215_14_00.docx
+++ b/generated_documents/제품설명회_결과보고서_20241215_14_00.docx
@@ -130,7 +130,7 @@
           </w:tcPr>
           <w:p>
             <w:r>
-              <w:t>서울 강남구 테헤란로 123 회의실</w:t>
+              <w:t>서울 강남구 컨퍼런스홀</w:t>
             </w:r>
           </w:p>
         </w:tc>
@@ -155,7 +155,7 @@
           </w:tcPr>
           <w:p>
             <w:r>
-              <w:t>신약 A</w:t>
+              <w:t>항암제 Y</w:t>
             </w:r>
           </w:p>
         </w:tc>
@@ -178,7 +178,7 @@
           </w:tcPr>
           <w:p>
             <w:r>
-              <w:t>18명</w:t>
+              <w:t>32명</w:t>
             </w:r>
           </w:p>
         </w:tc>
@@ -906,246 +906,6 @@
           </w:p>
         </w:tc>
       </w:tr>
-      <w:tr>
-        <w:tc>
-          <w:tcPr>
-            <w:tcW w:type="dxa" w:w="2409"/>
-          </w:tcPr>
-          <w:p>
-            <w:r>
-              <w:t>1</w:t>
-            </w:r>
-          </w:p>
-        </w:tc>
-        <w:tc>
-          <w:tcPr>
-            <w:tcW w:type="dxa" w:w="2409"/>
-          </w:tcPr>
-          <w:p>
-            <w:r>
-              <w:t>영업1팀</w:t>
-            </w:r>
-          </w:p>
-        </w:tc>
-        <w:tc>
-          <w:tcPr>
-            <w:tcW w:type="dxa" w:w="2409"/>
-          </w:tcPr>
-          <w:p>
-            <w:r>
-              <w:t>김영희</w:t>
-            </w:r>
-          </w:p>
-        </w:tc>
-        <w:tc>
-          <w:tcPr>
-            <w:tcW w:type="dxa" w:w="2409"/>
-          </w:tcPr>
-          <w:p>
-            <w:r/>
-          </w:p>
-        </w:tc>
-      </w:tr>
-      <w:tr>
-        <w:tc>
-          <w:tcPr>
-            <w:tcW w:type="dxa" w:w="2409"/>
-          </w:tcPr>
-          <w:p>
-            <w:r>
-              <w:t>2</w:t>
-            </w:r>
-          </w:p>
-        </w:tc>
-        <w:tc>
-          <w:tcPr>
-            <w:tcW w:type="dxa" w:w="2409"/>
-          </w:tcPr>
-          <w:p>
-            <w:r>
-              <w:t>영업2팀</w:t>
-            </w:r>
-          </w:p>
-        </w:tc>
-        <w:tc>
-          <w:tcPr>
-            <w:tcW w:type="dxa" w:w="2409"/>
-          </w:tcPr>
-          <w:p>
-            <w:r>
-              <w:t>이철수</w:t>
-            </w:r>
-          </w:p>
-        </w:tc>
-        <w:tc>
-          <w:tcPr>
-            <w:tcW w:type="dxa" w:w="2409"/>
-          </w:tcPr>
-          <w:p>
-            <w:r/>
-          </w:p>
-        </w:tc>
-      </w:tr>
-      <w:tr>
-        <w:tc>
-          <w:tcPr>
-            <w:tcW w:type="dxa" w:w="2409"/>
-          </w:tcPr>
-          <w:p>
-            <w:r>
-              <w:t>3</w:t>
-            </w:r>
-          </w:p>
-        </w:tc>
-        <w:tc>
-          <w:tcPr>
-            <w:tcW w:type="dxa" w:w="2409"/>
-          </w:tcPr>
-          <w:p>
-            <w:r>
-              <w:t>마케팅팀</w:t>
-            </w:r>
-          </w:p>
-        </w:tc>
-        <w:tc>
-          <w:tcPr>
-            <w:tcW w:type="dxa" w:w="2409"/>
-          </w:tcPr>
-          <w:p>
-            <w:r>
-              <w:t>박민수</w:t>
-            </w:r>
-          </w:p>
-        </w:tc>
-        <w:tc>
-          <w:tcPr>
-            <w:tcW w:type="dxa" w:w="2409"/>
-          </w:tcPr>
-          <w:p>
-            <w:r/>
-          </w:p>
-        </w:tc>
-      </w:tr>
-      <w:tr>
-        <w:tc>
-          <w:tcPr>
-            <w:tcW w:type="dxa" w:w="2409"/>
-          </w:tcPr>
-          <w:p>
-            <w:r>
-              <w:t>1</w:t>
-            </w:r>
-          </w:p>
-        </w:tc>
-        <w:tc>
-          <w:tcPr>
-            <w:tcW w:type="dxa" w:w="2409"/>
-          </w:tcPr>
-          <w:p>
-            <w:r>
-              <w:t>서울대병원</w:t>
-            </w:r>
-          </w:p>
-        </w:tc>
-        <w:tc>
-          <w:tcPr>
-            <w:tcW w:type="dxa" w:w="2409"/>
-          </w:tcPr>
-          <w:p>
-            <w:r>
-              <w:t>정의사</w:t>
-            </w:r>
-          </w:p>
-        </w:tc>
-        <w:tc>
-          <w:tcPr>
-            <w:tcW w:type="dxa" w:w="2409"/>
-          </w:tcPr>
-          <w:p>
-            <w:r/>
-          </w:p>
-        </w:tc>
-      </w:tr>
-      <w:tr>
-        <w:tc>
-          <w:tcPr>
-            <w:tcW w:type="dxa" w:w="2409"/>
-          </w:tcPr>
-          <w:p>
-            <w:r>
-              <w:t>2</w:t>
-            </w:r>
-          </w:p>
-        </w:tc>
-        <w:tc>
-          <w:tcPr>
-            <w:tcW w:type="dxa" w:w="2409"/>
-          </w:tcPr>
-          <w:p>
-            <w:r>
-              <w:t>삼성병원</w:t>
-            </w:r>
-          </w:p>
-        </w:tc>
-        <w:tc>
-          <w:tcPr>
-            <w:tcW w:type="dxa" w:w="2409"/>
-          </w:tcPr>
-          <w:p>
-            <w:r>
-              <w:t>김약사</w:t>
-            </w:r>
-          </w:p>
-        </w:tc>
-        <w:tc>
-          <w:tcPr>
-            <w:tcW w:type="dxa" w:w="2409"/>
-          </w:tcPr>
-          <w:p>
-            <w:r/>
-          </w:p>
-        </w:tc>
-      </w:tr>
-      <w:tr>
-        <w:tc>
-          <w:tcPr>
-            <w:tcW w:type="dxa" w:w="2409"/>
-          </w:tcPr>
-          <w:p>
-            <w:r>
-              <w:t>3</w:t>
-            </w:r>
-          </w:p>
-        </w:tc>
-        <w:tc>
-          <w:tcPr>
-            <w:tcW w:type="dxa" w:w="2409"/>
-          </w:tcPr>
-          <w:p>
-            <w:r>
-              <w:t>아산병원</w:t>
-            </w:r>
-          </w:p>
-        </w:tc>
-        <w:tc>
-          <w:tcPr>
-            <w:tcW w:type="dxa" w:w="2409"/>
-          </w:tcPr>
-          <w:p>
-            <w:r>
-              <w:t>이간호</w:t>
-            </w:r>
-          </w:p>
-        </w:tc>
-        <w:tc>
-          <w:tcPr>
-            <w:tcW w:type="dxa" w:w="2409"/>
-          </w:tcPr>
-          <w:p>
-            <w:r/>
-          </w:p>
-        </w:tc>
-      </w:tr>
     </w:tbl>
     <w:sectPr>
       <w:pgSz w:w="11906" w:h="16838"/>

--- a/generated_documents/제품설명회_결과보고서_20241215_14_00.docx
+++ b/generated_documents/제품설명회_결과보고서_20241215_14_00.docx
@@ -906,6 +906,246 @@
           </w:p>
         </w:tc>
       </w:tr>
+      <w:tr>
+        <w:tc>
+          <w:tcPr>
+            <w:tcW w:type="dxa" w:w="2409"/>
+          </w:tcPr>
+          <w:p>
+            <w:r>
+              <w:t>1</w:t>
+            </w:r>
+          </w:p>
+        </w:tc>
+        <w:tc>
+          <w:tcPr>
+            <w:tcW w:type="dxa" w:w="2409"/>
+          </w:tcPr>
+          <w:p>
+            <w:r>
+              <w:t>홍보팀</w:t>
+            </w:r>
+          </w:p>
+        </w:tc>
+        <w:tc>
+          <w:tcPr>
+            <w:tcW w:type="dxa" w:w="2409"/>
+          </w:tcPr>
+          <w:p>
+            <w:r>
+              <w:t>한소영</w:t>
+            </w:r>
+          </w:p>
+        </w:tc>
+        <w:tc>
+          <w:tcPr>
+            <w:tcW w:type="dxa" w:w="2409"/>
+          </w:tcPr>
+          <w:p>
+            <w:r/>
+          </w:p>
+        </w:tc>
+      </w:tr>
+      <w:tr>
+        <w:tc>
+          <w:tcPr>
+            <w:tcW w:type="dxa" w:w="2409"/>
+          </w:tcPr>
+          <w:p>
+            <w:r>
+              <w:t>2</w:t>
+            </w:r>
+          </w:p>
+        </w:tc>
+        <w:tc>
+          <w:tcPr>
+            <w:tcW w:type="dxa" w:w="2409"/>
+          </w:tcPr>
+          <w:p>
+            <w:r>
+              <w:t>마케팅팀</w:t>
+            </w:r>
+          </w:p>
+        </w:tc>
+        <w:tc>
+          <w:tcPr>
+            <w:tcW w:type="dxa" w:w="2409"/>
+          </w:tcPr>
+          <w:p>
+            <w:r>
+              <w:t>박민수</w:t>
+            </w:r>
+          </w:p>
+        </w:tc>
+        <w:tc>
+          <w:tcPr>
+            <w:tcW w:type="dxa" w:w="2409"/>
+          </w:tcPr>
+          <w:p>
+            <w:r/>
+          </w:p>
+        </w:tc>
+      </w:tr>
+      <w:tr>
+        <w:tc>
+          <w:tcPr>
+            <w:tcW w:type="dxa" w:w="2409"/>
+          </w:tcPr>
+          <w:p>
+            <w:r>
+              <w:t>3</w:t>
+            </w:r>
+          </w:p>
+        </w:tc>
+        <w:tc>
+          <w:tcPr>
+            <w:tcW w:type="dxa" w:w="2409"/>
+          </w:tcPr>
+          <w:p>
+            <w:r>
+              <w:t>영업1팀</w:t>
+            </w:r>
+          </w:p>
+        </w:tc>
+        <w:tc>
+          <w:tcPr>
+            <w:tcW w:type="dxa" w:w="2409"/>
+          </w:tcPr>
+          <w:p>
+            <w:r>
+              <w:t>김영희</w:t>
+            </w:r>
+          </w:p>
+        </w:tc>
+        <w:tc>
+          <w:tcPr>
+            <w:tcW w:type="dxa" w:w="2409"/>
+          </w:tcPr>
+          <w:p>
+            <w:r/>
+          </w:p>
+        </w:tc>
+      </w:tr>
+      <w:tr>
+        <w:tc>
+          <w:tcPr>
+            <w:tcW w:type="dxa" w:w="2409"/>
+          </w:tcPr>
+          <w:p>
+            <w:r>
+              <w:t>1</w:t>
+            </w:r>
+          </w:p>
+        </w:tc>
+        <w:tc>
+          <w:tcPr>
+            <w:tcW w:type="dxa" w:w="2409"/>
+          </w:tcPr>
+          <w:p>
+            <w:r>
+              <w:t>서울대병원</w:t>
+            </w:r>
+          </w:p>
+        </w:tc>
+        <w:tc>
+          <w:tcPr>
+            <w:tcW w:type="dxa" w:w="2409"/>
+          </w:tcPr>
+          <w:p>
+            <w:r>
+              <w:t>이교수</w:t>
+            </w:r>
+          </w:p>
+        </w:tc>
+        <w:tc>
+          <w:tcPr>
+            <w:tcW w:type="dxa" w:w="2409"/>
+          </w:tcPr>
+          <w:p>
+            <w:r/>
+          </w:p>
+        </w:tc>
+      </w:tr>
+      <w:tr>
+        <w:tc>
+          <w:tcPr>
+            <w:tcW w:type="dxa" w:w="2409"/>
+          </w:tcPr>
+          <w:p>
+            <w:r>
+              <w:t>2</w:t>
+            </w:r>
+          </w:p>
+        </w:tc>
+        <w:tc>
+          <w:tcPr>
+            <w:tcW w:type="dxa" w:w="2409"/>
+          </w:tcPr>
+          <w:p>
+            <w:r>
+              <w:t>아산병원</w:t>
+            </w:r>
+          </w:p>
+        </w:tc>
+        <w:tc>
+          <w:tcPr>
+            <w:tcW w:type="dxa" w:w="2409"/>
+          </w:tcPr>
+          <w:p>
+            <w:r>
+              <w:t>신의사</w:t>
+            </w:r>
+          </w:p>
+        </w:tc>
+        <w:tc>
+          <w:tcPr>
+            <w:tcW w:type="dxa" w:w="2409"/>
+          </w:tcPr>
+          <w:p>
+            <w:r/>
+          </w:p>
+        </w:tc>
+      </w:tr>
+      <w:tr>
+        <w:tc>
+          <w:tcPr>
+            <w:tcW w:type="dxa" w:w="2409"/>
+          </w:tcPr>
+          <w:p>
+            <w:r>
+              <w:t>3</w:t>
+            </w:r>
+          </w:p>
+        </w:tc>
+        <w:tc>
+          <w:tcPr>
+            <w:tcW w:type="dxa" w:w="2409"/>
+          </w:tcPr>
+          <w:p>
+            <w:r>
+              <w:t>아산병원</w:t>
+            </w:r>
+          </w:p>
+        </w:tc>
+        <w:tc>
+          <w:tcPr>
+            <w:tcW w:type="dxa" w:w="2409"/>
+          </w:tcPr>
+          <w:p>
+            <w:r>
+              <w:t>윤교수</w:t>
+            </w:r>
+          </w:p>
+        </w:tc>
+        <w:tc>
+          <w:tcPr>
+            <w:tcW w:type="dxa" w:w="2409"/>
+          </w:tcPr>
+          <w:p>
+            <w:r/>
+          </w:p>
+        </w:tc>
+      </w:tr>
     </w:tbl>
     <w:sectPr>
       <w:pgSz w:w="11906" w:h="16838"/>
